--- a/downloads/teacher/05 Materials/Unit 02/Handouts/Handout 02.02 - Strengths Inventory and Notice Cards.docx
+++ b/downloads/teacher/05 Materials/Unit 02/Handouts/Handout 02.02 - Strengths Inventory and Notice Cards.docx
@@ -2511,70 +2511,82 @@
       <w:r>
         <w:t xml:space="preserve">line has a verb in the past tense and a place or a person in it. Compare:</w:t>
       </w:r>
-      <w:r>
-        <w:t xml:space="preserve"> </w:t>
-      </w:r>
-      <w:r>
-        <w:t xml:space="preserve">- Feeling (needs more):</w:t>
-      </w:r>
-      <w:r>
-        <w:t xml:space="preserve"> </w:t>
-      </w:r>
-      <w:r>
-        <w:t xml:space="preserve">“</w:t>
-      </w:r>
-      <w:r>
-        <w:t xml:space="preserve">I am a good listener.</w:t>
-      </w:r>
-      <w:r>
-        <w:t xml:space="preserve">”</w:t>
-      </w:r>
-      <w:r>
-        <w:t xml:space="preserve"> </w:t>
-      </w:r>
-      <w:r>
-        <w:t xml:space="preserve">“</w:t>
-      </w:r>
-      <w:r>
-        <w:t xml:space="preserve">I am creative.</w:t>
-      </w:r>
-      <w:r>
-        <w:t xml:space="preserve">”</w:t>
-      </w:r>
-      <w:r>
-        <w:t xml:space="preserve"> </w:t>
-      </w:r>
-      <w:r>
-        <w:t xml:space="preserve">- Event (got it):</w:t>
-      </w:r>
-      <w:r>
-        <w:t xml:space="preserve"> </w:t>
-      </w:r>
-      <w:r>
-        <w:t xml:space="preserve">“</w:t>
-      </w:r>
-      <w:r>
-        <w:t xml:space="preserve">My friend told me about her parents fighting and I did not say anything until she was done.</w:t>
-      </w:r>
-      <w:r>
-        <w:t xml:space="preserve">”</w:t>
-      </w:r>
-      <w:r>
-        <w:t xml:space="preserve"> </w:t>
-      </w:r>
-      <w:r>
-        <w:t xml:space="preserve">“</w:t>
-      </w:r>
-      <w:r>
-        <w:t xml:space="preserve">I made the poster for the bake sale and people stopped to read it.</w:t>
-      </w:r>
-      <w:r>
-        <w:t xml:space="preserve">”</w:t>
-      </w:r>
     </w:p>
     <w:p>
       <w:pPr>
-        <w:pStyle w:val="BodyText"/>
+        <w:numPr>
+          <w:ilvl w:val="0"/>
+          <w:numId w:val="1001"/>
+        </w:numPr>
+        <w:pStyle w:val="Compact"/>
+      </w:pPr>
+      <w:r>
+        <w:t xml:space="preserve">Feeling (needs more):</w:t>
+      </w:r>
+      <w:r>
+        <w:t xml:space="preserve"> </w:t>
+      </w:r>
+      <w:r>
+        <w:t xml:space="preserve">“</w:t>
+      </w:r>
+      <w:r>
+        <w:t xml:space="preserve">I am a good listener.</w:t>
+      </w:r>
+      <w:r>
+        <w:t xml:space="preserve">”</w:t>
+      </w:r>
+      <w:r>
+        <w:t xml:space="preserve"> </w:t>
+      </w:r>
+      <w:r>
+        <w:t xml:space="preserve">“</w:t>
+      </w:r>
+      <w:r>
+        <w:t xml:space="preserve">I am creative.</w:t>
+      </w:r>
+      <w:r>
+        <w:t xml:space="preserve">”</w:t>
+      </w:r>
+    </w:p>
+    <w:p>
+      <w:pPr>
+        <w:numPr>
+          <w:ilvl w:val="0"/>
+          <w:numId w:val="1001"/>
+        </w:numPr>
+        <w:pStyle w:val="Compact"/>
+      </w:pPr>
+      <w:r>
+        <w:t xml:space="preserve">Event (got it):</w:t>
+      </w:r>
+      <w:r>
+        <w:t xml:space="preserve"> </w:t>
+      </w:r>
+      <w:r>
+        <w:t xml:space="preserve">“</w:t>
+      </w:r>
+      <w:r>
+        <w:t xml:space="preserve">My friend told me about her parents fighting and I did not say anything until she was done.</w:t>
+      </w:r>
+      <w:r>
+        <w:t xml:space="preserve">”</w:t>
+      </w:r>
+      <w:r>
+        <w:t xml:space="preserve"> </w:t>
+      </w:r>
+      <w:r>
+        <w:t xml:space="preserve">“</w:t>
+      </w:r>
+      <w:r>
+        <w:t xml:space="preserve">I made the poster for the bake sale and people stopped to read it.</w:t>
+      </w:r>
+      <w:r>
+        <w:t xml:space="preserve">”</w:t>
+      </w:r>
+    </w:p>
+    <w:p>
+      <w:pPr>
+        <w:pStyle w:val="FirstParagraph"/>
       </w:pPr>
       <w:r>
         <w:rPr>
@@ -3322,8 +3334,114 @@
       </w:pPr>
     </w:lvl>
   </w:abstractNum>
+  <w:abstractNum w:abstractNumId="991">
+    <w:nsid w:val="ea454b4c"/>
+    <w:multiLevelType w:val="multilevel"/>
+    <w:lvl w:ilvl="0">
+      <w:numFmt w:val="bullet"/>
+      <w:lvlText w:val="•"/>
+      <w:lvlJc w:val="left"/>
+      <w:pPr>
+        <w:tabs>
+          <w:tab w:val="num" w:pos="0"/>
+        </w:tabs>
+        <w:ind w:left="480" w:hanging="480"/>
+      </w:pPr>
+    </w:lvl>
+    <w:lvl w:ilvl="1">
+      <w:numFmt w:val="bullet"/>
+      <w:lvlText w:val="–"/>
+      <w:lvlJc w:val="left"/>
+      <w:pPr>
+        <w:tabs>
+          <w:tab w:val="num" w:pos="720"/>
+        </w:tabs>
+        <w:ind w:left="1200" w:hanging="480"/>
+      </w:pPr>
+    </w:lvl>
+    <w:lvl w:ilvl="2">
+      <w:numFmt w:val="bullet"/>
+      <w:lvlText w:val="•"/>
+      <w:lvlJc w:val="left"/>
+      <w:pPr>
+        <w:tabs>
+          <w:tab w:val="num" w:pos="1440"/>
+        </w:tabs>
+        <w:ind w:left="1920" w:hanging="480"/>
+      </w:pPr>
+    </w:lvl>
+    <w:lvl w:ilvl="3">
+      <w:numFmt w:val="bullet"/>
+      <w:lvlText w:val="–"/>
+      <w:lvlJc w:val="left"/>
+      <w:pPr>
+        <w:tabs>
+          <w:tab w:val="num" w:pos="2160"/>
+        </w:tabs>
+        <w:ind w:left="2640" w:hanging="480"/>
+      </w:pPr>
+    </w:lvl>
+    <w:lvl w:ilvl="4">
+      <w:numFmt w:val="bullet"/>
+      <w:lvlText w:val="•"/>
+      <w:lvlJc w:val="left"/>
+      <w:pPr>
+        <w:tabs>
+          <w:tab w:val="num" w:pos="2880"/>
+        </w:tabs>
+        <w:ind w:left="3360" w:hanging="480"/>
+      </w:pPr>
+    </w:lvl>
+    <w:lvl w:ilvl="5">
+      <w:numFmt w:val="bullet"/>
+      <w:lvlText w:val="–"/>
+      <w:lvlJc w:val="left"/>
+      <w:pPr>
+        <w:tabs>
+          <w:tab w:val="num" w:pos="3600"/>
+        </w:tabs>
+        <w:ind w:left="4080" w:hanging="480"/>
+      </w:pPr>
+    </w:lvl>
+    <w:lvl w:ilvl="6">
+      <w:numFmt w:val="bullet"/>
+      <w:lvlText w:val="•"/>
+      <w:lvlJc w:val="left"/>
+      <w:pPr>
+        <w:tabs>
+          <w:tab w:val="num" w:pos="4320"/>
+        </w:tabs>
+        <w:ind w:left="4800" w:hanging="480"/>
+      </w:pPr>
+    </w:lvl>
+    <w:lvl w:ilvl="7">
+      <w:numFmt w:val="bullet"/>
+      <w:lvlText w:val="–"/>
+      <w:lvlJc w:val="left"/>
+      <w:pPr>
+        <w:tabs>
+          <w:tab w:val="num" w:pos="5040"/>
+        </w:tabs>
+        <w:ind w:left="5520" w:hanging="480"/>
+      </w:pPr>
+    </w:lvl>
+    <w:lvl w:ilvl="8">
+      <w:numFmt w:val="bullet"/>
+      <w:lvlText w:val="•"/>
+      <w:lvlJc w:val="left"/>
+      <w:pPr>
+        <w:tabs>
+          <w:tab w:val="num" w:pos="5760"/>
+        </w:tabs>
+        <w:ind w:left="6240" w:hanging="480"/>
+      </w:pPr>
+    </w:lvl>
+  </w:abstractNum>
   <w:num w:numId="1000">
     <w:abstractNumId w:val="990"/>
+  </w:num>
+  <w:num w:numId="1001">
+    <w:abstractNumId w:val="991"/>
   </w:num>
 </w:numbering>
 </file>

--- a/downloads/teacher/05 Materials/Unit 02/Handouts/Handout 02.02 - Strengths Inventory and Notice Cards.docx
+++ b/downloads/teacher/05 Materials/Unit 02/Handouts/Handout 02.02 - Strengths Inventory and Notice Cards.docx
@@ -292,15 +292,413 @@
       </w:r>
       <w:bookmarkEnd w:id="22"/>
     </w:p>
+    <w:tbl>
+      <w:tblPr>
+        <w:tblStyle w:val="Table"/>
+        <w:tblW w:type="pct" w:w="5000"/>
+        <w:tblLook w:firstRow="1"/>
+      </w:tblPr>
+      <w:tblGrid>
+        <w:gridCol w:w="2340"/>
+        <w:gridCol w:w="2340"/>
+        <w:gridCol w:w="2340"/>
+        <w:gridCol w:w="2340"/>
+      </w:tblGrid>
+      <w:tr>
+        <w:trPr>
+          <w:cnfStyle w:firstRow="1"/>
+        </w:trPr>
+        <w:tc>
+          <w:tcPr>
+            <w:tcW w:type="dxa" w:w="2340"/>
+            <w:tcBorders>
+              <w:bottom w:val="single"/>
+            </w:tcBorders>
+            <w:vAlign w:val="bottom"/>
+          </w:tcPr>
+          <w:p>
+            <w:pPr>
+              <w:pStyle w:val="Compact"/>
+              <w:jc w:val="left"/>
+            </w:pPr>
+            <w:r>
+              <w:t xml:space="preserve">English</w:t>
+            </w:r>
+          </w:p>
+        </w:tc>
+        <w:tc>
+          <w:tcPr>
+            <w:tcW w:type="dxa" w:w="2340"/>
+            <w:tcBorders>
+              <w:bottom w:val="single"/>
+            </w:tcBorders>
+            <w:vAlign w:val="bottom"/>
+          </w:tcPr>
+          <w:p>
+            <w:pPr>
+              <w:pStyle w:val="Compact"/>
+              <w:jc w:val="left"/>
+            </w:pPr>
+            <w:r>
+              <w:t xml:space="preserve">Turkish</w:t>
+            </w:r>
+          </w:p>
+        </w:tc>
+        <w:tc>
+          <w:tcPr>
+            <w:tcW w:type="dxa" w:w="2340"/>
+            <w:tcBorders>
+              <w:bottom w:val="single"/>
+            </w:tcBorders>
+            <w:vAlign w:val="bottom"/>
+          </w:tcPr>
+          <w:p>
+            <w:pPr>
+              <w:pStyle w:val="Compact"/>
+              <w:jc w:val="left"/>
+            </w:pPr>
+            <w:r>
+              <w:t xml:space="preserve">Portuguese</w:t>
+            </w:r>
+          </w:p>
+        </w:tc>
+        <w:tc>
+          <w:tcPr>
+            <w:tcW w:type="dxa" w:w="2340"/>
+            <w:tcBorders>
+              <w:bottom w:val="single"/>
+            </w:tcBorders>
+            <w:vAlign w:val="bottom"/>
+          </w:tcPr>
+          <w:p>
+            <w:pPr>
+              <w:pStyle w:val="Compact"/>
+              <w:jc w:val="left"/>
+            </w:pPr>
+            <w:r>
+              <w:t xml:space="preserve">Spanish</w:t>
+            </w:r>
+          </w:p>
+        </w:tc>
+      </w:tr>
+      <w:tr>
+        <w:tc>
+          <w:tcPr>
+            <w:tcW w:type="dxa" w:w="2340"/>
+          </w:tcPr>
+          <w:p>
+            <w:pPr>
+              <w:pStyle w:val="Compact"/>
+              <w:jc w:val="left"/>
+            </w:pPr>
+            <w:r>
+              <w:t xml:space="preserve">trait</w:t>
+            </w:r>
+          </w:p>
+        </w:tc>
+        <w:tc>
+          <w:tcPr>
+            <w:tcW w:type="dxa" w:w="2340"/>
+          </w:tcPr>
+          <w:p>
+            <w:pPr>
+              <w:pStyle w:val="Compact"/>
+              <w:jc w:val="left"/>
+            </w:pPr>
+            <w:r>
+              <w:t xml:space="preserve">kişilik özelliği</w:t>
+            </w:r>
+          </w:p>
+        </w:tc>
+        <w:tc>
+          <w:tcPr>
+            <w:tcW w:type="dxa" w:w="2340"/>
+          </w:tcPr>
+          <w:p>
+            <w:pPr>
+              <w:pStyle w:val="Compact"/>
+              <w:jc w:val="left"/>
+            </w:pPr>
+            <w:r>
+              <w:t xml:space="preserve">traço (característica)</w:t>
+            </w:r>
+          </w:p>
+        </w:tc>
+        <w:tc>
+          <w:tcPr>
+            <w:tcW w:type="dxa" w:w="2340"/>
+          </w:tcPr>
+          <w:p>
+            <w:pPr>
+              <w:pStyle w:val="Compact"/>
+              <w:jc w:val="left"/>
+            </w:pPr>
+            <w:r>
+              <w:t xml:space="preserve">rasgo</w:t>
+            </w:r>
+          </w:p>
+        </w:tc>
+      </w:tr>
+      <w:tr>
+        <w:tc>
+          <w:tcPr>
+            <w:tcW w:type="dxa" w:w="2340"/>
+          </w:tcPr>
+          <w:p>
+            <w:pPr>
+              <w:pStyle w:val="Compact"/>
+              <w:jc w:val="left"/>
+            </w:pPr>
+            <w:r>
+              <w:t xml:space="preserve">strength</w:t>
+            </w:r>
+          </w:p>
+        </w:tc>
+        <w:tc>
+          <w:tcPr>
+            <w:tcW w:type="dxa" w:w="2340"/>
+          </w:tcPr>
+          <w:p>
+            <w:pPr>
+              <w:pStyle w:val="Compact"/>
+              <w:jc w:val="left"/>
+            </w:pPr>
+            <w:r>
+              <w:t xml:space="preserve">güçlü yön</w:t>
+            </w:r>
+          </w:p>
+        </w:tc>
+        <w:tc>
+          <w:tcPr>
+            <w:tcW w:type="dxa" w:w="2340"/>
+          </w:tcPr>
+          <w:p>
+            <w:pPr>
+              <w:pStyle w:val="Compact"/>
+              <w:jc w:val="left"/>
+            </w:pPr>
+            <w:r>
+              <w:t xml:space="preserve">ponto forte</w:t>
+            </w:r>
+          </w:p>
+        </w:tc>
+        <w:tc>
+          <w:tcPr>
+            <w:tcW w:type="dxa" w:w="2340"/>
+          </w:tcPr>
+          <w:p>
+            <w:pPr>
+              <w:pStyle w:val="Compact"/>
+              <w:jc w:val="left"/>
+            </w:pPr>
+            <w:r>
+              <w:t xml:space="preserve">fortaleza (punto fuerte)</w:t>
+            </w:r>
+          </w:p>
+        </w:tc>
+      </w:tr>
+      <w:tr>
+        <w:tc>
+          <w:tcPr>
+            <w:tcW w:type="dxa" w:w="2340"/>
+          </w:tcPr>
+          <w:p>
+            <w:pPr>
+              <w:pStyle w:val="Compact"/>
+              <w:jc w:val="left"/>
+            </w:pPr>
+            <w:r>
+              <w:t xml:space="preserve">interest</w:t>
+            </w:r>
+          </w:p>
+        </w:tc>
+        <w:tc>
+          <w:tcPr>
+            <w:tcW w:type="dxa" w:w="2340"/>
+          </w:tcPr>
+          <w:p>
+            <w:pPr>
+              <w:pStyle w:val="Compact"/>
+              <w:jc w:val="left"/>
+            </w:pPr>
+            <w:r>
+              <w:t xml:space="preserve">ilgi alanı</w:t>
+            </w:r>
+          </w:p>
+        </w:tc>
+        <w:tc>
+          <w:tcPr>
+            <w:tcW w:type="dxa" w:w="2340"/>
+          </w:tcPr>
+          <w:p>
+            <w:pPr>
+              <w:pStyle w:val="Compact"/>
+              <w:jc w:val="left"/>
+            </w:pPr>
+            <w:r>
+              <w:t xml:space="preserve">interesse</w:t>
+            </w:r>
+          </w:p>
+        </w:tc>
+        <w:tc>
+          <w:tcPr>
+            <w:tcW w:type="dxa" w:w="2340"/>
+          </w:tcPr>
+          <w:p>
+            <w:pPr>
+              <w:pStyle w:val="Compact"/>
+              <w:jc w:val="left"/>
+            </w:pPr>
+            <w:r>
+              <w:t xml:space="preserve">interés</w:t>
+            </w:r>
+          </w:p>
+        </w:tc>
+      </w:tr>
+      <w:tr>
+        <w:tc>
+          <w:tcPr>
+            <w:tcW w:type="dxa" w:w="2340"/>
+          </w:tcPr>
+          <w:p>
+            <w:pPr>
+              <w:pStyle w:val="Compact"/>
+              <w:jc w:val="left"/>
+            </w:pPr>
+            <w:r>
+              <w:t xml:space="preserve">career</w:t>
+            </w:r>
+          </w:p>
+        </w:tc>
+        <w:tc>
+          <w:tcPr>
+            <w:tcW w:type="dxa" w:w="2340"/>
+          </w:tcPr>
+          <w:p>
+            <w:pPr>
+              <w:pStyle w:val="Compact"/>
+              <w:jc w:val="left"/>
+            </w:pPr>
+            <w:r>
+              <w:t xml:space="preserve">kariyer (meslek)</w:t>
+            </w:r>
+          </w:p>
+        </w:tc>
+        <w:tc>
+          <w:tcPr>
+            <w:tcW w:type="dxa" w:w="2340"/>
+          </w:tcPr>
+          <w:p>
+            <w:pPr>
+              <w:pStyle w:val="Compact"/>
+              <w:jc w:val="left"/>
+            </w:pPr>
+            <w:r>
+              <w:t xml:space="preserve">carreira</w:t>
+            </w:r>
+          </w:p>
+        </w:tc>
+        <w:tc>
+          <w:tcPr>
+            <w:tcW w:type="dxa" w:w="2340"/>
+          </w:tcPr>
+          <w:p>
+            <w:pPr>
+              <w:pStyle w:val="Compact"/>
+              <w:jc w:val="left"/>
+            </w:pPr>
+            <w:r>
+              <w:t xml:space="preserve">carrera (profesión)</w:t>
+            </w:r>
+          </w:p>
+        </w:tc>
+      </w:tr>
+      <w:tr>
+        <w:tc>
+          <w:tcPr>
+            <w:tcW w:type="dxa" w:w="2340"/>
+          </w:tcPr>
+          <w:p>
+            <w:pPr>
+              <w:pStyle w:val="Compact"/>
+              <w:jc w:val="left"/>
+            </w:pPr>
+            <w:r>
+              <w:t xml:space="preserve">evidence</w:t>
+            </w:r>
+          </w:p>
+        </w:tc>
+        <w:tc>
+          <w:tcPr>
+            <w:tcW w:type="dxa" w:w="2340"/>
+          </w:tcPr>
+          <w:p>
+            <w:pPr>
+              <w:pStyle w:val="Compact"/>
+              <w:jc w:val="left"/>
+            </w:pPr>
+            <w:r>
+              <w:t xml:space="preserve">kanıt</w:t>
+            </w:r>
+          </w:p>
+        </w:tc>
+        <w:tc>
+          <w:tcPr>
+            <w:tcW w:type="dxa" w:w="2340"/>
+          </w:tcPr>
+          <w:p>
+            <w:pPr>
+              <w:pStyle w:val="Compact"/>
+              <w:jc w:val="left"/>
+            </w:pPr>
+            <w:r>
+              <w:t xml:space="preserve">evidência (prova)</w:t>
+            </w:r>
+          </w:p>
+        </w:tc>
+        <w:tc>
+          <w:tcPr>
+            <w:tcW w:type="dxa" w:w="2340"/>
+          </w:tcPr>
+          <w:p>
+            <w:pPr>
+              <w:pStyle w:val="Compact"/>
+              <w:jc w:val="left"/>
+            </w:pPr>
+            <w:r>
+              <w:t xml:space="preserve">evidencia (prueba)</w:t>
+            </w:r>
+          </w:p>
+        </w:tc>
+      </w:tr>
+    </w:tbl>
     <w:p>
       <w:pPr>
+        <w:pStyle w:val="Heading2"/>
+      </w:pPr>
+      <w:bookmarkStart w:id="23" w:name="part-1-my-strengths-inventory"/>
+      <w:r>
+        <w:t xml:space="preserve">Part 1: My strengths inventory</w:t>
+      </w:r>
+      <w:bookmarkEnd w:id="23"/>
+    </w:p>
+    <w:p>
+      <w:pPr>
         <w:pStyle w:val="FirstParagraph"/>
       </w:pPr>
       <w:r>
+        <w:t xml:space="preserve">For each strength, check one box. Then go back and star your top three.</w:t>
+      </w:r>
+    </w:p>
+    <w:p>
+      <w:pPr>
+        <w:pStyle w:val="BodyText"/>
+      </w:pPr>
+      <w:r>
         <w:rPr>
-          <w:rStyle w:val="TeacherNote"/>
+          <w:b/>
         </w:rPr>
-        <w:t xml:space="preserve">[Check with a native speaker before printing.]</w:t>
+        <w:t xml:space="preserve">Thinking</w:t>
       </w:r>
     </w:p>
     <w:tbl>
@@ -333,7 +731,7 @@
               <w:jc w:val="left"/>
             </w:pPr>
             <w:r>
-              <w:t xml:space="preserve">English</w:t>
+              <w:t xml:space="preserve">Strength</w:t>
             </w:r>
           </w:p>
         </w:tc>
@@ -351,7 +749,7 @@
               <w:jc w:val="left"/>
             </w:pPr>
             <w:r>
-              <w:t xml:space="preserve">Turkish</w:t>
+              <w:t xml:space="preserve">Yes, often</w:t>
             </w:r>
           </w:p>
         </w:tc>
@@ -369,7 +767,7 @@
               <w:jc w:val="left"/>
             </w:pPr>
             <w:r>
-              <w:t xml:space="preserve">Portuguese</w:t>
+              <w:t xml:space="preserve">Sometimes</w:t>
             </w:r>
           </w:p>
         </w:tc>
@@ -387,320 +785,216 @@
               <w:jc w:val="left"/>
             </w:pPr>
             <w:r>
-              <w:t xml:space="preserve">Spanish</w:t>
-            </w:r>
-          </w:p>
-        </w:tc>
-      </w:tr>
-      <w:tr>
-        <w:tc>
-          <w:tcPr>
-            <w:tcW w:type="dxa" w:w="2340"/>
-          </w:tcPr>
-          <w:p>
-            <w:pPr>
-              <w:pStyle w:val="Compact"/>
-              <w:jc w:val="left"/>
-            </w:pPr>
-            <w:r>
-              <w:t xml:space="preserve">trait</w:t>
-            </w:r>
-          </w:p>
-        </w:tc>
-        <w:tc>
-          <w:tcPr>
-            <w:tcW w:type="dxa" w:w="2340"/>
-          </w:tcPr>
-          <w:p>
-            <w:pPr>
-              <w:pStyle w:val="Compact"/>
-              <w:jc w:val="left"/>
-            </w:pPr>
-            <w:r>
-              <w:t xml:space="preserve">kişilik özelliği</w:t>
-            </w:r>
-          </w:p>
-        </w:tc>
-        <w:tc>
-          <w:tcPr>
-            <w:tcW w:type="dxa" w:w="2340"/>
-          </w:tcPr>
-          <w:p>
-            <w:pPr>
-              <w:pStyle w:val="Compact"/>
-              <w:jc w:val="left"/>
-            </w:pPr>
-            <w:r>
-              <w:t xml:space="preserve">traço (característica)</w:t>
-            </w:r>
-          </w:p>
-        </w:tc>
-        <w:tc>
-          <w:tcPr>
-            <w:tcW w:type="dxa" w:w="2340"/>
-          </w:tcPr>
-          <w:p>
-            <w:pPr>
-              <w:pStyle w:val="Compact"/>
-              <w:jc w:val="left"/>
-            </w:pPr>
-            <w:r>
-              <w:t xml:space="preserve">rasgo</w:t>
-            </w:r>
-          </w:p>
-        </w:tc>
-      </w:tr>
-      <w:tr>
-        <w:tc>
-          <w:tcPr>
-            <w:tcW w:type="dxa" w:w="2340"/>
-          </w:tcPr>
-          <w:p>
-            <w:pPr>
-              <w:pStyle w:val="Compact"/>
-              <w:jc w:val="left"/>
-            </w:pPr>
-            <w:r>
-              <w:t xml:space="preserve">strength</w:t>
-            </w:r>
-          </w:p>
-        </w:tc>
-        <w:tc>
-          <w:tcPr>
-            <w:tcW w:type="dxa" w:w="2340"/>
-          </w:tcPr>
-          <w:p>
-            <w:pPr>
-              <w:pStyle w:val="Compact"/>
-              <w:jc w:val="left"/>
-            </w:pPr>
-            <w:r>
-              <w:t xml:space="preserve">güçlü yön</w:t>
-            </w:r>
-          </w:p>
-        </w:tc>
-        <w:tc>
-          <w:tcPr>
-            <w:tcW w:type="dxa" w:w="2340"/>
-          </w:tcPr>
-          <w:p>
-            <w:pPr>
-              <w:pStyle w:val="Compact"/>
-              <w:jc w:val="left"/>
-            </w:pPr>
-            <w:r>
-              <w:t xml:space="preserve">ponto forte</w:t>
-            </w:r>
-          </w:p>
-        </w:tc>
-        <w:tc>
-          <w:tcPr>
-            <w:tcW w:type="dxa" w:w="2340"/>
-          </w:tcPr>
-          <w:p>
-            <w:pPr>
-              <w:pStyle w:val="Compact"/>
-              <w:jc w:val="left"/>
-            </w:pPr>
-            <w:r>
-              <w:t xml:space="preserve">fortaleza (punto fuerte)</w:t>
-            </w:r>
-          </w:p>
-        </w:tc>
-      </w:tr>
-      <w:tr>
-        <w:tc>
-          <w:tcPr>
-            <w:tcW w:type="dxa" w:w="2340"/>
-          </w:tcPr>
-          <w:p>
-            <w:pPr>
-              <w:pStyle w:val="Compact"/>
-              <w:jc w:val="left"/>
-            </w:pPr>
-            <w:r>
-              <w:t xml:space="preserve">interest</w:t>
-            </w:r>
-          </w:p>
-        </w:tc>
-        <w:tc>
-          <w:tcPr>
-            <w:tcW w:type="dxa" w:w="2340"/>
-          </w:tcPr>
-          <w:p>
-            <w:pPr>
-              <w:pStyle w:val="Compact"/>
-              <w:jc w:val="left"/>
-            </w:pPr>
-            <w:r>
-              <w:t xml:space="preserve">ilgi alanı</w:t>
-            </w:r>
-          </w:p>
-        </w:tc>
-        <w:tc>
-          <w:tcPr>
-            <w:tcW w:type="dxa" w:w="2340"/>
-          </w:tcPr>
-          <w:p>
-            <w:pPr>
-              <w:pStyle w:val="Compact"/>
-              <w:jc w:val="left"/>
-            </w:pPr>
-            <w:r>
-              <w:t xml:space="preserve">interesse</w:t>
-            </w:r>
-          </w:p>
-        </w:tc>
-        <w:tc>
-          <w:tcPr>
-            <w:tcW w:type="dxa" w:w="2340"/>
-          </w:tcPr>
-          <w:p>
-            <w:pPr>
-              <w:pStyle w:val="Compact"/>
-              <w:jc w:val="left"/>
-            </w:pPr>
-            <w:r>
-              <w:t xml:space="preserve">interés</w:t>
-            </w:r>
-          </w:p>
-        </w:tc>
-      </w:tr>
-      <w:tr>
-        <w:tc>
-          <w:tcPr>
-            <w:tcW w:type="dxa" w:w="2340"/>
-          </w:tcPr>
-          <w:p>
-            <w:pPr>
-              <w:pStyle w:val="Compact"/>
-              <w:jc w:val="left"/>
-            </w:pPr>
-            <w:r>
-              <w:t xml:space="preserve">career</w:t>
-            </w:r>
-          </w:p>
-        </w:tc>
-        <w:tc>
-          <w:tcPr>
-            <w:tcW w:type="dxa" w:w="2340"/>
-          </w:tcPr>
-          <w:p>
-            <w:pPr>
-              <w:pStyle w:val="Compact"/>
-              <w:jc w:val="left"/>
-            </w:pPr>
-            <w:r>
-              <w:t xml:space="preserve">kariyer (meslek)</w:t>
-            </w:r>
-          </w:p>
-        </w:tc>
-        <w:tc>
-          <w:tcPr>
-            <w:tcW w:type="dxa" w:w="2340"/>
-          </w:tcPr>
-          <w:p>
-            <w:pPr>
-              <w:pStyle w:val="Compact"/>
-              <w:jc w:val="left"/>
-            </w:pPr>
-            <w:r>
-              <w:t xml:space="preserve">carreira</w:t>
-            </w:r>
-          </w:p>
-        </w:tc>
-        <w:tc>
-          <w:tcPr>
-            <w:tcW w:type="dxa" w:w="2340"/>
-          </w:tcPr>
-          <w:p>
-            <w:pPr>
-              <w:pStyle w:val="Compact"/>
-              <w:jc w:val="left"/>
-            </w:pPr>
-            <w:r>
-              <w:t xml:space="preserve">carrera (profesión)</w:t>
-            </w:r>
-          </w:p>
-        </w:tc>
-      </w:tr>
-      <w:tr>
-        <w:tc>
-          <w:tcPr>
-            <w:tcW w:type="dxa" w:w="2340"/>
-          </w:tcPr>
-          <w:p>
-            <w:pPr>
-              <w:pStyle w:val="Compact"/>
-              <w:jc w:val="left"/>
-            </w:pPr>
-            <w:r>
-              <w:t xml:space="preserve">evidence</w:t>
-            </w:r>
-          </w:p>
-        </w:tc>
-        <w:tc>
-          <w:tcPr>
-            <w:tcW w:type="dxa" w:w="2340"/>
-          </w:tcPr>
-          <w:p>
-            <w:pPr>
-              <w:pStyle w:val="Compact"/>
-              <w:jc w:val="left"/>
-            </w:pPr>
-            <w:r>
-              <w:t xml:space="preserve">kanıt</w:t>
-            </w:r>
-          </w:p>
-        </w:tc>
-        <w:tc>
-          <w:tcPr>
-            <w:tcW w:type="dxa" w:w="2340"/>
-          </w:tcPr>
-          <w:p>
-            <w:pPr>
-              <w:pStyle w:val="Compact"/>
-              <w:jc w:val="left"/>
-            </w:pPr>
-            <w:r>
-              <w:t xml:space="preserve">evidência (prova)</w:t>
-            </w:r>
-          </w:p>
-        </w:tc>
-        <w:tc>
-          <w:tcPr>
-            <w:tcW w:type="dxa" w:w="2340"/>
-          </w:tcPr>
-          <w:p>
-            <w:pPr>
-              <w:pStyle w:val="Compact"/>
-              <w:jc w:val="left"/>
-            </w:pPr>
-            <w:r>
-              <w:t xml:space="preserve">evidencia (prueba)</w:t>
-            </w:r>
-          </w:p>
+              <w:t xml:space="preserve">Not yet</w:t>
+            </w:r>
+          </w:p>
+        </w:tc>
+      </w:tr>
+      <w:tr>
+        <w:tc>
+          <w:tcPr>
+            <w:tcW w:type="dxa" w:w="2340"/>
+          </w:tcPr>
+          <w:p>
+            <w:pPr>
+              <w:pStyle w:val="Compact"/>
+              <w:jc w:val="left"/>
+            </w:pPr>
+            <w:r>
+              <w:t xml:space="preserve">I figure out how things work</w:t>
+            </w:r>
+          </w:p>
+        </w:tc>
+        <w:tc>
+          <w:tcPr>
+            <w:tcW w:type="dxa" w:w="2340"/>
+          </w:tcPr>
+          <w:p/>
+        </w:tc>
+        <w:tc>
+          <w:tcPr>
+            <w:tcW w:type="dxa" w:w="2340"/>
+          </w:tcPr>
+          <w:p/>
+        </w:tc>
+        <w:tc>
+          <w:tcPr>
+            <w:tcW w:type="dxa" w:w="2340"/>
+          </w:tcPr>
+          <w:p/>
+        </w:tc>
+      </w:tr>
+      <w:tr>
+        <w:tc>
+          <w:tcPr>
+            <w:tcW w:type="dxa" w:w="2340"/>
+          </w:tcPr>
+          <w:p>
+            <w:pPr>
+              <w:pStyle w:val="Compact"/>
+              <w:jc w:val="left"/>
+            </w:pPr>
+            <w:r>
+              <w:t xml:space="preserve">I remember details other people forget</w:t>
+            </w:r>
+          </w:p>
+        </w:tc>
+        <w:tc>
+          <w:tcPr>
+            <w:tcW w:type="dxa" w:w="2340"/>
+          </w:tcPr>
+          <w:p/>
+        </w:tc>
+        <w:tc>
+          <w:tcPr>
+            <w:tcW w:type="dxa" w:w="2340"/>
+          </w:tcPr>
+          <w:p/>
+        </w:tc>
+        <w:tc>
+          <w:tcPr>
+            <w:tcW w:type="dxa" w:w="2340"/>
+          </w:tcPr>
+          <w:p/>
+        </w:tc>
+      </w:tr>
+      <w:tr>
+        <w:tc>
+          <w:tcPr>
+            <w:tcW w:type="dxa" w:w="2340"/>
+          </w:tcPr>
+          <w:p>
+            <w:pPr>
+              <w:pStyle w:val="Compact"/>
+              <w:jc w:val="left"/>
+            </w:pPr>
+            <w:r>
+              <w:t xml:space="preserve">I learn new things fast</w:t>
+            </w:r>
+          </w:p>
+        </w:tc>
+        <w:tc>
+          <w:tcPr>
+            <w:tcW w:type="dxa" w:w="2340"/>
+          </w:tcPr>
+          <w:p/>
+        </w:tc>
+        <w:tc>
+          <w:tcPr>
+            <w:tcW w:type="dxa" w:w="2340"/>
+          </w:tcPr>
+          <w:p/>
+        </w:tc>
+        <w:tc>
+          <w:tcPr>
+            <w:tcW w:type="dxa" w:w="2340"/>
+          </w:tcPr>
+          <w:p/>
+        </w:tc>
+      </w:tr>
+      <w:tr>
+        <w:tc>
+          <w:tcPr>
+            <w:tcW w:type="dxa" w:w="2340"/>
+          </w:tcPr>
+          <w:p>
+            <w:pPr>
+              <w:pStyle w:val="Compact"/>
+              <w:jc w:val="left"/>
+            </w:pPr>
+            <w:r>
+              <w:t xml:space="preserve">I solve problems without being told how</w:t>
+            </w:r>
+          </w:p>
+        </w:tc>
+        <w:tc>
+          <w:tcPr>
+            <w:tcW w:type="dxa" w:w="2340"/>
+          </w:tcPr>
+          <w:p/>
+        </w:tc>
+        <w:tc>
+          <w:tcPr>
+            <w:tcW w:type="dxa" w:w="2340"/>
+          </w:tcPr>
+          <w:p/>
+        </w:tc>
+        <w:tc>
+          <w:tcPr>
+            <w:tcW w:type="dxa" w:w="2340"/>
+          </w:tcPr>
+          <w:p/>
+        </w:tc>
+      </w:tr>
+      <w:tr>
+        <w:tc>
+          <w:tcPr>
+            <w:tcW w:type="dxa" w:w="2340"/>
+          </w:tcPr>
+          <w:p>
+            <w:pPr>
+              <w:pStyle w:val="Compact"/>
+              <w:jc w:val="left"/>
+            </w:pPr>
+            <w:r>
+              <w:t xml:space="preserve">I can focus on one thing for a long time</w:t>
+            </w:r>
+          </w:p>
+        </w:tc>
+        <w:tc>
+          <w:tcPr>
+            <w:tcW w:type="dxa" w:w="2340"/>
+          </w:tcPr>
+          <w:p/>
+        </w:tc>
+        <w:tc>
+          <w:tcPr>
+            <w:tcW w:type="dxa" w:w="2340"/>
+          </w:tcPr>
+          <w:p/>
+        </w:tc>
+        <w:tc>
+          <w:tcPr>
+            <w:tcW w:type="dxa" w:w="2340"/>
+          </w:tcPr>
+          <w:p/>
+        </w:tc>
+      </w:tr>
+      <w:tr>
+        <w:tc>
+          <w:tcPr>
+            <w:tcW w:type="dxa" w:w="2340"/>
+          </w:tcPr>
+          <w:p>
+            <w:pPr>
+              <w:pStyle w:val="Compact"/>
+              <w:jc w:val="left"/>
+            </w:pPr>
+            <w:r>
+              <w:t xml:space="preserve">I check my work and catch my own mistakes</w:t>
+            </w:r>
+          </w:p>
+        </w:tc>
+        <w:tc>
+          <w:tcPr>
+            <w:tcW w:type="dxa" w:w="2340"/>
+          </w:tcPr>
+          <w:p/>
+        </w:tc>
+        <w:tc>
+          <w:tcPr>
+            <w:tcW w:type="dxa" w:w="2340"/>
+          </w:tcPr>
+          <w:p/>
+        </w:tc>
+        <w:tc>
+          <w:tcPr>
+            <w:tcW w:type="dxa" w:w="2340"/>
+          </w:tcPr>
+          <w:p/>
         </w:tc>
       </w:tr>
     </w:tbl>
-    <w:p>
-      <w:pPr>
-        <w:pStyle w:val="Heading2"/>
-      </w:pPr>
-      <w:bookmarkStart w:id="23" w:name="part-1-my-strengths-inventory"/>
-      <w:r>
-        <w:t xml:space="preserve">Part 1: My strengths inventory</w:t>
-      </w:r>
-      <w:bookmarkEnd w:id="23"/>
-    </w:p>
-    <w:p>
-      <w:pPr>
-        <w:pStyle w:val="FirstParagraph"/>
-      </w:pPr>
-      <w:r>
-        <w:t xml:space="preserve">For each strength, check one box. Then go back and star your top three.</w:t>
-      </w:r>
-    </w:p>
     <w:p>
       <w:pPr>
         <w:pStyle w:val="BodyText"/>
@@ -709,7 +1003,7 @@
         <w:rPr>
           <w:b/>
         </w:rPr>
-        <w:t xml:space="preserve">Thinking</w:t>
+        <w:t xml:space="preserve">Doing</w:t>
       </w:r>
     </w:p>
     <w:tbl>
@@ -812,177 +1106,177 @@
               <w:jc w:val="left"/>
             </w:pPr>
             <w:r>
-              <w:t xml:space="preserve">I figure out how things work</w:t>
-            </w:r>
-          </w:p>
-        </w:tc>
-        <w:tc>
-          <w:tcPr>
-            <w:tcW w:type="dxa" w:w="2340"/>
-          </w:tcPr>
-          <w:p/>
-        </w:tc>
-        <w:tc>
-          <w:tcPr>
-            <w:tcW w:type="dxa" w:w="2340"/>
-          </w:tcPr>
-          <w:p/>
-        </w:tc>
-        <w:tc>
-          <w:tcPr>
-            <w:tcW w:type="dxa" w:w="2340"/>
-          </w:tcPr>
-          <w:p/>
-        </w:tc>
-      </w:tr>
-      <w:tr>
-        <w:tc>
-          <w:tcPr>
-            <w:tcW w:type="dxa" w:w="2340"/>
-          </w:tcPr>
-          <w:p>
-            <w:pPr>
-              <w:pStyle w:val="Compact"/>
-              <w:jc w:val="left"/>
-            </w:pPr>
-            <w:r>
-              <w:t xml:space="preserve">I remember details other people forget</w:t>
-            </w:r>
-          </w:p>
-        </w:tc>
-        <w:tc>
-          <w:tcPr>
-            <w:tcW w:type="dxa" w:w="2340"/>
-          </w:tcPr>
-          <w:p/>
-        </w:tc>
-        <w:tc>
-          <w:tcPr>
-            <w:tcW w:type="dxa" w:w="2340"/>
-          </w:tcPr>
-          <w:p/>
-        </w:tc>
-        <w:tc>
-          <w:tcPr>
-            <w:tcW w:type="dxa" w:w="2340"/>
-          </w:tcPr>
-          <w:p/>
-        </w:tc>
-      </w:tr>
-      <w:tr>
-        <w:tc>
-          <w:tcPr>
-            <w:tcW w:type="dxa" w:w="2340"/>
-          </w:tcPr>
-          <w:p>
-            <w:pPr>
-              <w:pStyle w:val="Compact"/>
-              <w:jc w:val="left"/>
-            </w:pPr>
-            <w:r>
-              <w:t xml:space="preserve">I learn new things fast</w:t>
-            </w:r>
-          </w:p>
-        </w:tc>
-        <w:tc>
-          <w:tcPr>
-            <w:tcW w:type="dxa" w:w="2340"/>
-          </w:tcPr>
-          <w:p/>
-        </w:tc>
-        <w:tc>
-          <w:tcPr>
-            <w:tcW w:type="dxa" w:w="2340"/>
-          </w:tcPr>
-          <w:p/>
-        </w:tc>
-        <w:tc>
-          <w:tcPr>
-            <w:tcW w:type="dxa" w:w="2340"/>
-          </w:tcPr>
-          <w:p/>
-        </w:tc>
-      </w:tr>
-      <w:tr>
-        <w:tc>
-          <w:tcPr>
-            <w:tcW w:type="dxa" w:w="2340"/>
-          </w:tcPr>
-          <w:p>
-            <w:pPr>
-              <w:pStyle w:val="Compact"/>
-              <w:jc w:val="left"/>
-            </w:pPr>
-            <w:r>
-              <w:t xml:space="preserve">I solve problems without being told how</w:t>
-            </w:r>
-          </w:p>
-        </w:tc>
-        <w:tc>
-          <w:tcPr>
-            <w:tcW w:type="dxa" w:w="2340"/>
-          </w:tcPr>
-          <w:p/>
-        </w:tc>
-        <w:tc>
-          <w:tcPr>
-            <w:tcW w:type="dxa" w:w="2340"/>
-          </w:tcPr>
-          <w:p/>
-        </w:tc>
-        <w:tc>
-          <w:tcPr>
-            <w:tcW w:type="dxa" w:w="2340"/>
-          </w:tcPr>
-          <w:p/>
-        </w:tc>
-      </w:tr>
-      <w:tr>
-        <w:tc>
-          <w:tcPr>
-            <w:tcW w:type="dxa" w:w="2340"/>
-          </w:tcPr>
-          <w:p>
-            <w:pPr>
-              <w:pStyle w:val="Compact"/>
-              <w:jc w:val="left"/>
-            </w:pPr>
-            <w:r>
-              <w:t xml:space="preserve">I can focus on one thing for a long time</w:t>
-            </w:r>
-          </w:p>
-        </w:tc>
-        <w:tc>
-          <w:tcPr>
-            <w:tcW w:type="dxa" w:w="2340"/>
-          </w:tcPr>
-          <w:p/>
-        </w:tc>
-        <w:tc>
-          <w:tcPr>
-            <w:tcW w:type="dxa" w:w="2340"/>
-          </w:tcPr>
-          <w:p/>
-        </w:tc>
-        <w:tc>
-          <w:tcPr>
-            <w:tcW w:type="dxa" w:w="2340"/>
-          </w:tcPr>
-          <w:p/>
-        </w:tc>
-      </w:tr>
-      <w:tr>
-        <w:tc>
-          <w:tcPr>
-            <w:tcW w:type="dxa" w:w="2340"/>
-          </w:tcPr>
-          <w:p>
-            <w:pPr>
-              <w:pStyle w:val="Compact"/>
-              <w:jc w:val="left"/>
-            </w:pPr>
-            <w:r>
-              <w:t xml:space="preserve">I check my work and catch my own mistakes</w:t>
+              <w:t xml:space="preserve">I build or fix things with my hands</w:t>
+            </w:r>
+          </w:p>
+        </w:tc>
+        <w:tc>
+          <w:tcPr>
+            <w:tcW w:type="dxa" w:w="2340"/>
+          </w:tcPr>
+          <w:p/>
+        </w:tc>
+        <w:tc>
+          <w:tcPr>
+            <w:tcW w:type="dxa" w:w="2340"/>
+          </w:tcPr>
+          <w:p/>
+        </w:tc>
+        <w:tc>
+          <w:tcPr>
+            <w:tcW w:type="dxa" w:w="2340"/>
+          </w:tcPr>
+          <w:p/>
+        </w:tc>
+      </w:tr>
+      <w:tr>
+        <w:tc>
+          <w:tcPr>
+            <w:tcW w:type="dxa" w:w="2340"/>
+          </w:tcPr>
+          <w:p>
+            <w:pPr>
+              <w:pStyle w:val="Compact"/>
+              <w:jc w:val="left"/>
+            </w:pPr>
+            <w:r>
+              <w:t xml:space="preserve">I am good at a sport or a physical skill</w:t>
+            </w:r>
+          </w:p>
+        </w:tc>
+        <w:tc>
+          <w:tcPr>
+            <w:tcW w:type="dxa" w:w="2340"/>
+          </w:tcPr>
+          <w:p/>
+        </w:tc>
+        <w:tc>
+          <w:tcPr>
+            <w:tcW w:type="dxa" w:w="2340"/>
+          </w:tcPr>
+          <w:p/>
+        </w:tc>
+        <w:tc>
+          <w:tcPr>
+            <w:tcW w:type="dxa" w:w="2340"/>
+          </w:tcPr>
+          <w:p/>
+        </w:tc>
+      </w:tr>
+      <w:tr>
+        <w:tc>
+          <w:tcPr>
+            <w:tcW w:type="dxa" w:w="2340"/>
+          </w:tcPr>
+          <w:p>
+            <w:pPr>
+              <w:pStyle w:val="Compact"/>
+              <w:jc w:val="left"/>
+            </w:pPr>
+            <w:r>
+              <w:t xml:space="preserve">I keep my things organized</w:t>
+            </w:r>
+          </w:p>
+        </w:tc>
+        <w:tc>
+          <w:tcPr>
+            <w:tcW w:type="dxa" w:w="2340"/>
+          </w:tcPr>
+          <w:p/>
+        </w:tc>
+        <w:tc>
+          <w:tcPr>
+            <w:tcW w:type="dxa" w:w="2340"/>
+          </w:tcPr>
+          <w:p/>
+        </w:tc>
+        <w:tc>
+          <w:tcPr>
+            <w:tcW w:type="dxa" w:w="2340"/>
+          </w:tcPr>
+          <w:p/>
+        </w:tc>
+      </w:tr>
+      <w:tr>
+        <w:tc>
+          <w:tcPr>
+            <w:tcW w:type="dxa" w:w="2340"/>
+          </w:tcPr>
+          <w:p>
+            <w:pPr>
+              <w:pStyle w:val="Compact"/>
+              <w:jc w:val="left"/>
+            </w:pPr>
+            <w:r>
+              <w:t xml:space="preserve">I can cook or bake something without help</w:t>
+            </w:r>
+          </w:p>
+        </w:tc>
+        <w:tc>
+          <w:tcPr>
+            <w:tcW w:type="dxa" w:w="2340"/>
+          </w:tcPr>
+          <w:p/>
+        </w:tc>
+        <w:tc>
+          <w:tcPr>
+            <w:tcW w:type="dxa" w:w="2340"/>
+          </w:tcPr>
+          <w:p/>
+        </w:tc>
+        <w:tc>
+          <w:tcPr>
+            <w:tcW w:type="dxa" w:w="2340"/>
+          </w:tcPr>
+          <w:p/>
+        </w:tc>
+      </w:tr>
+      <w:tr>
+        <w:tc>
+          <w:tcPr>
+            <w:tcW w:type="dxa" w:w="2340"/>
+          </w:tcPr>
+          <w:p>
+            <w:pPr>
+              <w:pStyle w:val="Compact"/>
+              <w:jc w:val="left"/>
+            </w:pPr>
+            <w:r>
+              <w:t xml:space="preserve">I make things: art, music, videos, crafts</w:t>
+            </w:r>
+          </w:p>
+        </w:tc>
+        <w:tc>
+          <w:tcPr>
+            <w:tcW w:type="dxa" w:w="2340"/>
+          </w:tcPr>
+          <w:p/>
+        </w:tc>
+        <w:tc>
+          <w:tcPr>
+            <w:tcW w:type="dxa" w:w="2340"/>
+          </w:tcPr>
+          <w:p/>
+        </w:tc>
+        <w:tc>
+          <w:tcPr>
+            <w:tcW w:type="dxa" w:w="2340"/>
+          </w:tcPr>
+          <w:p/>
+        </w:tc>
+      </w:tr>
+      <w:tr>
+        <w:tc>
+          <w:tcPr>
+            <w:tcW w:type="dxa" w:w="2340"/>
+          </w:tcPr>
+          <w:p>
+            <w:pPr>
+              <w:pStyle w:val="Compact"/>
+              <w:jc w:val="left"/>
+            </w:pPr>
+            <w:r>
+              <w:t xml:space="preserve">I follow directions exactly when it counts</w:t>
             </w:r>
           </w:p>
         </w:tc>
@@ -1014,7 +1308,7 @@
         <w:rPr>
           <w:b/>
         </w:rPr>
-        <w:t xml:space="preserve">Doing</w:t>
+        <w:t xml:space="preserve">People</w:t>
       </w:r>
     </w:p>
     <w:tbl>
@@ -1117,177 +1411,177 @@
               <w:jc w:val="left"/>
             </w:pPr>
             <w:r>
-              <w:t xml:space="preserve">I build or fix things with my hands</w:t>
-            </w:r>
-          </w:p>
-        </w:tc>
-        <w:tc>
-          <w:tcPr>
-            <w:tcW w:type="dxa" w:w="2340"/>
-          </w:tcPr>
-          <w:p/>
-        </w:tc>
-        <w:tc>
-          <w:tcPr>
-            <w:tcW w:type="dxa" w:w="2340"/>
-          </w:tcPr>
-          <w:p/>
-        </w:tc>
-        <w:tc>
-          <w:tcPr>
-            <w:tcW w:type="dxa" w:w="2340"/>
-          </w:tcPr>
-          <w:p/>
-        </w:tc>
-      </w:tr>
-      <w:tr>
-        <w:tc>
-          <w:tcPr>
-            <w:tcW w:type="dxa" w:w="2340"/>
-          </w:tcPr>
-          <w:p>
-            <w:pPr>
-              <w:pStyle w:val="Compact"/>
-              <w:jc w:val="left"/>
-            </w:pPr>
-            <w:r>
-              <w:t xml:space="preserve">I am good at a sport or a physical skill</w:t>
-            </w:r>
-          </w:p>
-        </w:tc>
-        <w:tc>
-          <w:tcPr>
-            <w:tcW w:type="dxa" w:w="2340"/>
-          </w:tcPr>
-          <w:p/>
-        </w:tc>
-        <w:tc>
-          <w:tcPr>
-            <w:tcW w:type="dxa" w:w="2340"/>
-          </w:tcPr>
-          <w:p/>
-        </w:tc>
-        <w:tc>
-          <w:tcPr>
-            <w:tcW w:type="dxa" w:w="2340"/>
-          </w:tcPr>
-          <w:p/>
-        </w:tc>
-      </w:tr>
-      <w:tr>
-        <w:tc>
-          <w:tcPr>
-            <w:tcW w:type="dxa" w:w="2340"/>
-          </w:tcPr>
-          <w:p>
-            <w:pPr>
-              <w:pStyle w:val="Compact"/>
-              <w:jc w:val="left"/>
-            </w:pPr>
-            <w:r>
-              <w:t xml:space="preserve">I keep my things organized</w:t>
-            </w:r>
-          </w:p>
-        </w:tc>
-        <w:tc>
-          <w:tcPr>
-            <w:tcW w:type="dxa" w:w="2340"/>
-          </w:tcPr>
-          <w:p/>
-        </w:tc>
-        <w:tc>
-          <w:tcPr>
-            <w:tcW w:type="dxa" w:w="2340"/>
-          </w:tcPr>
-          <w:p/>
-        </w:tc>
-        <w:tc>
-          <w:tcPr>
-            <w:tcW w:type="dxa" w:w="2340"/>
-          </w:tcPr>
-          <w:p/>
-        </w:tc>
-      </w:tr>
-      <w:tr>
-        <w:tc>
-          <w:tcPr>
-            <w:tcW w:type="dxa" w:w="2340"/>
-          </w:tcPr>
-          <w:p>
-            <w:pPr>
-              <w:pStyle w:val="Compact"/>
-              <w:jc w:val="left"/>
-            </w:pPr>
-            <w:r>
-              <w:t xml:space="preserve">I can cook or bake something without help</w:t>
-            </w:r>
-          </w:p>
-        </w:tc>
-        <w:tc>
-          <w:tcPr>
-            <w:tcW w:type="dxa" w:w="2340"/>
-          </w:tcPr>
-          <w:p/>
-        </w:tc>
-        <w:tc>
-          <w:tcPr>
-            <w:tcW w:type="dxa" w:w="2340"/>
-          </w:tcPr>
-          <w:p/>
-        </w:tc>
-        <w:tc>
-          <w:tcPr>
-            <w:tcW w:type="dxa" w:w="2340"/>
-          </w:tcPr>
-          <w:p/>
-        </w:tc>
-      </w:tr>
-      <w:tr>
-        <w:tc>
-          <w:tcPr>
-            <w:tcW w:type="dxa" w:w="2340"/>
-          </w:tcPr>
-          <w:p>
-            <w:pPr>
-              <w:pStyle w:val="Compact"/>
-              <w:jc w:val="left"/>
-            </w:pPr>
-            <w:r>
-              <w:t xml:space="preserve">I make things: art, music, videos, crafts</w:t>
-            </w:r>
-          </w:p>
-        </w:tc>
-        <w:tc>
-          <w:tcPr>
-            <w:tcW w:type="dxa" w:w="2340"/>
-          </w:tcPr>
-          <w:p/>
-        </w:tc>
-        <w:tc>
-          <w:tcPr>
-            <w:tcW w:type="dxa" w:w="2340"/>
-          </w:tcPr>
-          <w:p/>
-        </w:tc>
-        <w:tc>
-          <w:tcPr>
-            <w:tcW w:type="dxa" w:w="2340"/>
-          </w:tcPr>
-          <w:p/>
-        </w:tc>
-      </w:tr>
-      <w:tr>
-        <w:tc>
-          <w:tcPr>
-            <w:tcW w:type="dxa" w:w="2340"/>
-          </w:tcPr>
-          <w:p>
-            <w:pPr>
-              <w:pStyle w:val="Compact"/>
-              <w:jc w:val="left"/>
-            </w:pPr>
-            <w:r>
-              <w:t xml:space="preserve">I follow directions exactly when it counts</w:t>
+              <w:t xml:space="preserve">I make people laugh</w:t>
+            </w:r>
+          </w:p>
+        </w:tc>
+        <w:tc>
+          <w:tcPr>
+            <w:tcW w:type="dxa" w:w="2340"/>
+          </w:tcPr>
+          <w:p/>
+        </w:tc>
+        <w:tc>
+          <w:tcPr>
+            <w:tcW w:type="dxa" w:w="2340"/>
+          </w:tcPr>
+          <w:p/>
+        </w:tc>
+        <w:tc>
+          <w:tcPr>
+            <w:tcW w:type="dxa" w:w="2340"/>
+          </w:tcPr>
+          <w:p/>
+        </w:tc>
+      </w:tr>
+      <w:tr>
+        <w:tc>
+          <w:tcPr>
+            <w:tcW w:type="dxa" w:w="2340"/>
+          </w:tcPr>
+          <w:p>
+            <w:pPr>
+              <w:pStyle w:val="Compact"/>
+              <w:jc w:val="left"/>
+            </w:pPr>
+            <w:r>
+              <w:t xml:space="preserve">I listen without interrupting</w:t>
+            </w:r>
+          </w:p>
+        </w:tc>
+        <w:tc>
+          <w:tcPr>
+            <w:tcW w:type="dxa" w:w="2340"/>
+          </w:tcPr>
+          <w:p/>
+        </w:tc>
+        <w:tc>
+          <w:tcPr>
+            <w:tcW w:type="dxa" w:w="2340"/>
+          </w:tcPr>
+          <w:p/>
+        </w:tc>
+        <w:tc>
+          <w:tcPr>
+            <w:tcW w:type="dxa" w:w="2340"/>
+          </w:tcPr>
+          <w:p/>
+        </w:tc>
+      </w:tr>
+      <w:tr>
+        <w:tc>
+          <w:tcPr>
+            <w:tcW w:type="dxa" w:w="2340"/>
+          </w:tcPr>
+          <w:p>
+            <w:pPr>
+              <w:pStyle w:val="Compact"/>
+              <w:jc w:val="left"/>
+            </w:pPr>
+            <w:r>
+              <w:t xml:space="preserve">I include people who are left out</w:t>
+            </w:r>
+          </w:p>
+        </w:tc>
+        <w:tc>
+          <w:tcPr>
+            <w:tcW w:type="dxa" w:w="2340"/>
+          </w:tcPr>
+          <w:p/>
+        </w:tc>
+        <w:tc>
+          <w:tcPr>
+            <w:tcW w:type="dxa" w:w="2340"/>
+          </w:tcPr>
+          <w:p/>
+        </w:tc>
+        <w:tc>
+          <w:tcPr>
+            <w:tcW w:type="dxa" w:w="2340"/>
+          </w:tcPr>
+          <w:p/>
+        </w:tc>
+      </w:tr>
+      <w:tr>
+        <w:tc>
+          <w:tcPr>
+            <w:tcW w:type="dxa" w:w="2340"/>
+          </w:tcPr>
+          <w:p>
+            <w:pPr>
+              <w:pStyle w:val="Compact"/>
+              <w:jc w:val="left"/>
+            </w:pPr>
+            <w:r>
+              <w:t xml:space="preserve">I can explain something so another person gets it</w:t>
+            </w:r>
+          </w:p>
+        </w:tc>
+        <w:tc>
+          <w:tcPr>
+            <w:tcW w:type="dxa" w:w="2340"/>
+          </w:tcPr>
+          <w:p/>
+        </w:tc>
+        <w:tc>
+          <w:tcPr>
+            <w:tcW w:type="dxa" w:w="2340"/>
+          </w:tcPr>
+          <w:p/>
+        </w:tc>
+        <w:tc>
+          <w:tcPr>
+            <w:tcW w:type="dxa" w:w="2340"/>
+          </w:tcPr>
+          <w:p/>
+        </w:tc>
+      </w:tr>
+      <w:tr>
+        <w:tc>
+          <w:tcPr>
+            <w:tcW w:type="dxa" w:w="2340"/>
+          </w:tcPr>
+          <w:p>
+            <w:pPr>
+              <w:pStyle w:val="Compact"/>
+              <w:jc w:val="left"/>
+            </w:pPr>
+            <w:r>
+              <w:t xml:space="preserve">I stay calm when other people panic</w:t>
+            </w:r>
+          </w:p>
+        </w:tc>
+        <w:tc>
+          <w:tcPr>
+            <w:tcW w:type="dxa" w:w="2340"/>
+          </w:tcPr>
+          <w:p/>
+        </w:tc>
+        <w:tc>
+          <w:tcPr>
+            <w:tcW w:type="dxa" w:w="2340"/>
+          </w:tcPr>
+          <w:p/>
+        </w:tc>
+        <w:tc>
+          <w:tcPr>
+            <w:tcW w:type="dxa" w:w="2340"/>
+          </w:tcPr>
+          <w:p/>
+        </w:tc>
+      </w:tr>
+      <w:tr>
+        <w:tc>
+          <w:tcPr>
+            <w:tcW w:type="dxa" w:w="2340"/>
+          </w:tcPr>
+          <w:p>
+            <w:pPr>
+              <w:pStyle w:val="Compact"/>
+              <w:jc w:val="left"/>
+            </w:pPr>
+            <w:r>
+              <w:t xml:space="preserve">I can get a group to agree and get moving</w:t>
             </w:r>
           </w:p>
         </w:tc>
@@ -1319,7 +1613,7 @@
         <w:rPr>
           <w:b/>
         </w:rPr>
-        <w:t xml:space="preserve">People</w:t>
+        <w:t xml:space="preserve">Character</w:t>
       </w:r>
     </w:p>
     <w:tbl>
@@ -1422,311 +1716,6 @@
               <w:jc w:val="left"/>
             </w:pPr>
             <w:r>
-              <w:t xml:space="preserve">I make people laugh</w:t>
-            </w:r>
-          </w:p>
-        </w:tc>
-        <w:tc>
-          <w:tcPr>
-            <w:tcW w:type="dxa" w:w="2340"/>
-          </w:tcPr>
-          <w:p/>
-        </w:tc>
-        <w:tc>
-          <w:tcPr>
-            <w:tcW w:type="dxa" w:w="2340"/>
-          </w:tcPr>
-          <w:p/>
-        </w:tc>
-        <w:tc>
-          <w:tcPr>
-            <w:tcW w:type="dxa" w:w="2340"/>
-          </w:tcPr>
-          <w:p/>
-        </w:tc>
-      </w:tr>
-      <w:tr>
-        <w:tc>
-          <w:tcPr>
-            <w:tcW w:type="dxa" w:w="2340"/>
-          </w:tcPr>
-          <w:p>
-            <w:pPr>
-              <w:pStyle w:val="Compact"/>
-              <w:jc w:val="left"/>
-            </w:pPr>
-            <w:r>
-              <w:t xml:space="preserve">I listen without interrupting</w:t>
-            </w:r>
-          </w:p>
-        </w:tc>
-        <w:tc>
-          <w:tcPr>
-            <w:tcW w:type="dxa" w:w="2340"/>
-          </w:tcPr>
-          <w:p/>
-        </w:tc>
-        <w:tc>
-          <w:tcPr>
-            <w:tcW w:type="dxa" w:w="2340"/>
-          </w:tcPr>
-          <w:p/>
-        </w:tc>
-        <w:tc>
-          <w:tcPr>
-            <w:tcW w:type="dxa" w:w="2340"/>
-          </w:tcPr>
-          <w:p/>
-        </w:tc>
-      </w:tr>
-      <w:tr>
-        <w:tc>
-          <w:tcPr>
-            <w:tcW w:type="dxa" w:w="2340"/>
-          </w:tcPr>
-          <w:p>
-            <w:pPr>
-              <w:pStyle w:val="Compact"/>
-              <w:jc w:val="left"/>
-            </w:pPr>
-            <w:r>
-              <w:t xml:space="preserve">I include people who are left out</w:t>
-            </w:r>
-          </w:p>
-        </w:tc>
-        <w:tc>
-          <w:tcPr>
-            <w:tcW w:type="dxa" w:w="2340"/>
-          </w:tcPr>
-          <w:p/>
-        </w:tc>
-        <w:tc>
-          <w:tcPr>
-            <w:tcW w:type="dxa" w:w="2340"/>
-          </w:tcPr>
-          <w:p/>
-        </w:tc>
-        <w:tc>
-          <w:tcPr>
-            <w:tcW w:type="dxa" w:w="2340"/>
-          </w:tcPr>
-          <w:p/>
-        </w:tc>
-      </w:tr>
-      <w:tr>
-        <w:tc>
-          <w:tcPr>
-            <w:tcW w:type="dxa" w:w="2340"/>
-          </w:tcPr>
-          <w:p>
-            <w:pPr>
-              <w:pStyle w:val="Compact"/>
-              <w:jc w:val="left"/>
-            </w:pPr>
-            <w:r>
-              <w:t xml:space="preserve">I can explain something so another person gets it</w:t>
-            </w:r>
-          </w:p>
-        </w:tc>
-        <w:tc>
-          <w:tcPr>
-            <w:tcW w:type="dxa" w:w="2340"/>
-          </w:tcPr>
-          <w:p/>
-        </w:tc>
-        <w:tc>
-          <w:tcPr>
-            <w:tcW w:type="dxa" w:w="2340"/>
-          </w:tcPr>
-          <w:p/>
-        </w:tc>
-        <w:tc>
-          <w:tcPr>
-            <w:tcW w:type="dxa" w:w="2340"/>
-          </w:tcPr>
-          <w:p/>
-        </w:tc>
-      </w:tr>
-      <w:tr>
-        <w:tc>
-          <w:tcPr>
-            <w:tcW w:type="dxa" w:w="2340"/>
-          </w:tcPr>
-          <w:p>
-            <w:pPr>
-              <w:pStyle w:val="Compact"/>
-              <w:jc w:val="left"/>
-            </w:pPr>
-            <w:r>
-              <w:t xml:space="preserve">I stay calm when other people panic</w:t>
-            </w:r>
-          </w:p>
-        </w:tc>
-        <w:tc>
-          <w:tcPr>
-            <w:tcW w:type="dxa" w:w="2340"/>
-          </w:tcPr>
-          <w:p/>
-        </w:tc>
-        <w:tc>
-          <w:tcPr>
-            <w:tcW w:type="dxa" w:w="2340"/>
-          </w:tcPr>
-          <w:p/>
-        </w:tc>
-        <w:tc>
-          <w:tcPr>
-            <w:tcW w:type="dxa" w:w="2340"/>
-          </w:tcPr>
-          <w:p/>
-        </w:tc>
-      </w:tr>
-      <w:tr>
-        <w:tc>
-          <w:tcPr>
-            <w:tcW w:type="dxa" w:w="2340"/>
-          </w:tcPr>
-          <w:p>
-            <w:pPr>
-              <w:pStyle w:val="Compact"/>
-              <w:jc w:val="left"/>
-            </w:pPr>
-            <w:r>
-              <w:t xml:space="preserve">I can get a group to agree and get moving</w:t>
-            </w:r>
-          </w:p>
-        </w:tc>
-        <w:tc>
-          <w:tcPr>
-            <w:tcW w:type="dxa" w:w="2340"/>
-          </w:tcPr>
-          <w:p/>
-        </w:tc>
-        <w:tc>
-          <w:tcPr>
-            <w:tcW w:type="dxa" w:w="2340"/>
-          </w:tcPr>
-          <w:p/>
-        </w:tc>
-        <w:tc>
-          <w:tcPr>
-            <w:tcW w:type="dxa" w:w="2340"/>
-          </w:tcPr>
-          <w:p/>
-        </w:tc>
-      </w:tr>
-    </w:tbl>
-    <w:p>
-      <w:pPr>
-        <w:pStyle w:val="BodyText"/>
-      </w:pPr>
-      <w:r>
-        <w:rPr>
-          <w:b/>
-        </w:rPr>
-        <w:t xml:space="preserve">Character</w:t>
-      </w:r>
-    </w:p>
-    <w:tbl>
-      <w:tblPr>
-        <w:tblStyle w:val="Table"/>
-        <w:tblW w:type="pct" w:w="5000"/>
-        <w:tblLook w:firstRow="1"/>
-      </w:tblPr>
-      <w:tblGrid>
-        <w:gridCol w:w="2340"/>
-        <w:gridCol w:w="2340"/>
-        <w:gridCol w:w="2340"/>
-        <w:gridCol w:w="2340"/>
-      </w:tblGrid>
-      <w:tr>
-        <w:trPr>
-          <w:cnfStyle w:firstRow="1"/>
-        </w:trPr>
-        <w:tc>
-          <w:tcPr>
-            <w:tcW w:type="dxa" w:w="2340"/>
-            <w:tcBorders>
-              <w:bottom w:val="single"/>
-            </w:tcBorders>
-            <w:vAlign w:val="bottom"/>
-          </w:tcPr>
-          <w:p>
-            <w:pPr>
-              <w:pStyle w:val="Compact"/>
-              <w:jc w:val="left"/>
-            </w:pPr>
-            <w:r>
-              <w:t xml:space="preserve">Strength</w:t>
-            </w:r>
-          </w:p>
-        </w:tc>
-        <w:tc>
-          <w:tcPr>
-            <w:tcW w:type="dxa" w:w="2340"/>
-            <w:tcBorders>
-              <w:bottom w:val="single"/>
-            </w:tcBorders>
-            <w:vAlign w:val="bottom"/>
-          </w:tcPr>
-          <w:p>
-            <w:pPr>
-              <w:pStyle w:val="Compact"/>
-              <w:jc w:val="left"/>
-            </w:pPr>
-            <w:r>
-              <w:t xml:space="preserve">Yes, often</w:t>
-            </w:r>
-          </w:p>
-        </w:tc>
-        <w:tc>
-          <w:tcPr>
-            <w:tcW w:type="dxa" w:w="2340"/>
-            <w:tcBorders>
-              <w:bottom w:val="single"/>
-            </w:tcBorders>
-            <w:vAlign w:val="bottom"/>
-          </w:tcPr>
-          <w:p>
-            <w:pPr>
-              <w:pStyle w:val="Compact"/>
-              <w:jc w:val="left"/>
-            </w:pPr>
-            <w:r>
-              <w:t xml:space="preserve">Sometimes</w:t>
-            </w:r>
-          </w:p>
-        </w:tc>
-        <w:tc>
-          <w:tcPr>
-            <w:tcW w:type="dxa" w:w="2340"/>
-            <w:tcBorders>
-              <w:bottom w:val="single"/>
-            </w:tcBorders>
-            <w:vAlign w:val="bottom"/>
-          </w:tcPr>
-          <w:p>
-            <w:pPr>
-              <w:pStyle w:val="Compact"/>
-              <w:jc w:val="left"/>
-            </w:pPr>
-            <w:r>
-              <w:t xml:space="preserve">Not yet</w:t>
-            </w:r>
-          </w:p>
-        </w:tc>
-      </w:tr>
-      <w:tr>
-        <w:tc>
-          <w:tcPr>
-            <w:tcW w:type="dxa" w:w="2340"/>
-          </w:tcPr>
-          <w:p>
-            <w:pPr>
-              <w:pStyle w:val="Compact"/>
-              <w:jc w:val="left"/>
-            </w:pPr>
-            <w:r>
               <w:t xml:space="preserve">I tell the truth even when it costs me</w:t>
             </w:r>
           </w:p>
@@ -2788,7 +2777,7 @@
         <w:rPr>
           <w:b/>
         </w:rPr>
-        <w:t xml:space="preserve">The twelve-statement sort on slide 4</w:t>
+        <w:t xml:space="preserve">The twelve-statement sort on slides 4 and 5</w:t>
       </w:r>
       <w:r>
         <w:t xml:space="preserve"> </w:t>
